--- a/Data/Table3_CohortB_HR_v3.docx
+++ b/Data/Table3_CohortB_HR_v3.docx
@@ -407,7 +407,7 @@
               <w:rPr>
                 <w:sz w:val="16"/>
               </w:rPr>
-              <w:t>Sustained clearance duration (among patients with clearance event)</w:t>
+              <w:t>Sustained clearance — KM analysis of reversion-free time among patients with clearance event</w:t>
             </w:r>
           </w:p>
         </w:tc>
@@ -494,7 +494,7 @@
               <w:rPr>
                 <w:sz w:val="16"/>
               </w:rPr>
-              <w:t xml:space="preserve">  Vaccinated — median (IQR), years</w:t>
+              <w:t xml:space="preserve">  Vaccinated — KM median sustained clearance (years)</w:t>
             </w:r>
           </w:p>
         </w:tc>
@@ -507,7 +507,7 @@
               <w:rPr>
                 <w:sz w:val="16"/>
               </w:rPr>
-              <w:t>31 clearance events</w:t>
+              <w:t>31 clearance / 13 reversion / 18 censored</w:t>
             </w:r>
           </w:p>
         </w:tc>
@@ -556,7 +556,7 @@
               <w:rPr>
                 <w:sz w:val="16"/>
               </w:rPr>
-              <w:t>3.20 (IQR 2.14–7.53)</w:t>
+              <w:t>10.79 (Q25–Q75 2.31–NR yr)</w:t>
             </w:r>
           </w:p>
         </w:tc>
@@ -583,7 +583,96 @@
               <w:rPr>
                 <w:sz w:val="16"/>
               </w:rPr>
-              <w:t xml:space="preserve">  Vaccinated — reversion (HR-HPV+ reappearance after clearance)</w:t>
+              <w:t xml:space="preserve">  Non-vaccinated — KM median sustained clearance (years)</w:t>
+            </w:r>
+          </w:p>
+        </w:tc>
+        <w:tc>
+          <w:tcPr>
+            <w:tcW w:type="dxa" w:w="1234"/>
+          </w:tcPr>
+          <w:p>
+            <w:r>
+              <w:rPr>
+                <w:sz w:val="16"/>
+              </w:rPr>
+            </w:r>
+          </w:p>
+        </w:tc>
+        <w:tc>
+          <w:tcPr>
+            <w:tcW w:type="dxa" w:w="1234"/>
+          </w:tcPr>
+          <w:p>
+            <w:r>
+              <w:rPr>
+                <w:sz w:val="16"/>
+              </w:rPr>
+              <w:t>28 clearance / 13 reversion / 15 censored</w:t>
+            </w:r>
+          </w:p>
+        </w:tc>
+        <w:tc>
+          <w:tcPr>
+            <w:tcW w:type="dxa" w:w="1234"/>
+          </w:tcPr>
+          <w:p>
+            <w:r>
+              <w:rPr>
+                <w:sz w:val="16"/>
+              </w:rPr>
+            </w:r>
+          </w:p>
+        </w:tc>
+        <w:tc>
+          <w:tcPr>
+            <w:tcW w:type="dxa" w:w="1234"/>
+          </w:tcPr>
+          <w:p>
+            <w:r>
+              <w:rPr>
+                <w:sz w:val="16"/>
+              </w:rPr>
+            </w:r>
+          </w:p>
+        </w:tc>
+        <w:tc>
+          <w:tcPr>
+            <w:tcW w:type="dxa" w:w="1234"/>
+          </w:tcPr>
+          <w:p>
+            <w:r>
+              <w:rPr>
+                <w:sz w:val="16"/>
+              </w:rPr>
+              <w:t>5.67 (Q25–Q75 1.91–NR yr)</w:t>
+            </w:r>
+          </w:p>
+        </w:tc>
+        <w:tc>
+          <w:tcPr>
+            <w:tcW w:type="dxa" w:w="1234"/>
+          </w:tcPr>
+          <w:p>
+            <w:r>
+              <w:rPr>
+                <w:sz w:val="16"/>
+              </w:rPr>
+            </w:r>
+          </w:p>
+        </w:tc>
+      </w:tr>
+      <w:tr>
+        <w:tc>
+          <w:tcPr>
+            <w:tcW w:type="dxa" w:w="1234"/>
+          </w:tcPr>
+          <w:p>
+            <w:r>
+              <w:rPr>
+                <w:sz w:val="16"/>
+              </w:rPr>
+              <w:t xml:space="preserve">  Log-rank (vac vs non-vac, reversion-free)</w:t>
             </w:r>
           </w:p>
         </w:tc>
@@ -644,7 +733,7 @@
               <w:rPr>
                 <w:sz w:val="16"/>
               </w:rPr>
-              <w:t>13 (41.9%)</w:t>
+              <w:t>χ²=1.00</w:t>
             </w:r>
           </w:p>
         </w:tc>
@@ -657,183 +746,7 @@
               <w:rPr>
                 <w:sz w:val="16"/>
               </w:rPr>
-            </w:r>
-          </w:p>
-        </w:tc>
-      </w:tr>
-      <w:tr>
-        <w:tc>
-          <w:tcPr>
-            <w:tcW w:type="dxa" w:w="1234"/>
-          </w:tcPr>
-          <w:p>
-            <w:r>
-              <w:rPr>
-                <w:sz w:val="16"/>
-              </w:rPr>
-              <w:t xml:space="preserve">  Non-vaccinated — median (IQR), years</w:t>
-            </w:r>
-          </w:p>
-        </w:tc>
-        <w:tc>
-          <w:tcPr>
-            <w:tcW w:type="dxa" w:w="1234"/>
-          </w:tcPr>
-          <w:p>
-            <w:r>
-              <w:rPr>
-                <w:sz w:val="16"/>
-              </w:rPr>
-              <w:t>28 clearance events</w:t>
-            </w:r>
-          </w:p>
-        </w:tc>
-        <w:tc>
-          <w:tcPr>
-            <w:tcW w:type="dxa" w:w="1234"/>
-          </w:tcPr>
-          <w:p>
-            <w:r>
-              <w:rPr>
-                <w:sz w:val="16"/>
-              </w:rPr>
-            </w:r>
-          </w:p>
-        </w:tc>
-        <w:tc>
-          <w:tcPr>
-            <w:tcW w:type="dxa" w:w="1234"/>
-          </w:tcPr>
-          <w:p>
-            <w:r>
-              <w:rPr>
-                <w:sz w:val="16"/>
-              </w:rPr>
-            </w:r>
-          </w:p>
-        </w:tc>
-        <w:tc>
-          <w:tcPr>
-            <w:tcW w:type="dxa" w:w="1234"/>
-          </w:tcPr>
-          <w:p>
-            <w:r>
-              <w:rPr>
-                <w:sz w:val="16"/>
-              </w:rPr>
-            </w:r>
-          </w:p>
-        </w:tc>
-        <w:tc>
-          <w:tcPr>
-            <w:tcW w:type="dxa" w:w="1234"/>
-          </w:tcPr>
-          <w:p>
-            <w:r>
-              <w:rPr>
-                <w:sz w:val="16"/>
-              </w:rPr>
-              <w:t>2.59 (IQR 1.69–4.76)</w:t>
-            </w:r>
-          </w:p>
-        </w:tc>
-        <w:tc>
-          <w:tcPr>
-            <w:tcW w:type="dxa" w:w="1234"/>
-          </w:tcPr>
-          <w:p>
-            <w:r>
-              <w:rPr>
-                <w:sz w:val="16"/>
-              </w:rPr>
-            </w:r>
-          </w:p>
-        </w:tc>
-      </w:tr>
-      <w:tr>
-        <w:tc>
-          <w:tcPr>
-            <w:tcW w:type="dxa" w:w="1234"/>
-          </w:tcPr>
-          <w:p>
-            <w:r>
-              <w:rPr>
-                <w:sz w:val="16"/>
-              </w:rPr>
-              <w:t xml:space="preserve">  Non-vaccinated — reversion (HR-HPV+ reappearance after clearance)</w:t>
-            </w:r>
-          </w:p>
-        </w:tc>
-        <w:tc>
-          <w:tcPr>
-            <w:tcW w:type="dxa" w:w="1234"/>
-          </w:tcPr>
-          <w:p>
-            <w:r>
-              <w:rPr>
-                <w:sz w:val="16"/>
-              </w:rPr>
-            </w:r>
-          </w:p>
-        </w:tc>
-        <w:tc>
-          <w:tcPr>
-            <w:tcW w:type="dxa" w:w="1234"/>
-          </w:tcPr>
-          <w:p>
-            <w:r>
-              <w:rPr>
-                <w:sz w:val="16"/>
-              </w:rPr>
-            </w:r>
-          </w:p>
-        </w:tc>
-        <w:tc>
-          <w:tcPr>
-            <w:tcW w:type="dxa" w:w="1234"/>
-          </w:tcPr>
-          <w:p>
-            <w:r>
-              <w:rPr>
-                <w:sz w:val="16"/>
-              </w:rPr>
-            </w:r>
-          </w:p>
-        </w:tc>
-        <w:tc>
-          <w:tcPr>
-            <w:tcW w:type="dxa" w:w="1234"/>
-          </w:tcPr>
-          <w:p>
-            <w:r>
-              <w:rPr>
-                <w:sz w:val="16"/>
-              </w:rPr>
-            </w:r>
-          </w:p>
-        </w:tc>
-        <w:tc>
-          <w:tcPr>
-            <w:tcW w:type="dxa" w:w="1234"/>
-          </w:tcPr>
-          <w:p>
-            <w:r>
-              <w:rPr>
-                <w:sz w:val="16"/>
-              </w:rPr>
-              <w:t>13 (46.4%)</w:t>
-            </w:r>
-          </w:p>
-        </w:tc>
-        <w:tc>
-          <w:tcPr>
-            <w:tcW w:type="dxa" w:w="1234"/>
-          </w:tcPr>
-          <w:p>
-            <w:r>
-              <w:rPr>
-                <w:sz w:val="16"/>
-              </w:rPr>
+              <w:t>0.317</w:t>
             </w:r>
           </w:p>
         </w:tc>

--- a/Data/Table3_CohortB_HR_v3.docx
+++ b/Data/Table3_CohortB_HR_v3.docx
@@ -494,7 +494,7 @@
               <w:rPr>
                 <w:sz w:val="16"/>
               </w:rPr>
-              <w:t xml:space="preserve">  Vaccinated — KM median sustained clearance (years)</w:t>
+              <w:t xml:space="preserve">  Vaccinated — KM median sustained clearance (years)†</w:t>
             </w:r>
           </w:p>
         </w:tc>
@@ -556,7 +556,7 @@
               <w:rPr>
                 <w:sz w:val="16"/>
               </w:rPr>
-              <w:t>10.79 (Q25–Q75 2.31–NR yr)</w:t>
+              <w:t>10.79 (Q25–Q75 2.31–NR yr); 5-yr reversion-free P = 0.569</w:t>
             </w:r>
           </w:p>
         </w:tc>
@@ -583,7 +583,7 @@
               <w:rPr>
                 <w:sz w:val="16"/>
               </w:rPr>
-              <w:t xml:space="preserve">  Non-vaccinated — KM median sustained clearance (years)</w:t>
+              <w:t xml:space="preserve">  Non-vaccinated — KM median sustained clearance (years)†</w:t>
             </w:r>
           </w:p>
         </w:tc>
@@ -645,7 +645,7 @@
               <w:rPr>
                 <w:sz w:val="16"/>
               </w:rPr>
-              <w:t>5.67 (Q25–Q75 1.91–NR yr)</w:t>
+              <w:t>5.67 (Q25–Q75 1.91–NR yr); 5-yr reversion-free P = 0.533</w:t>
             </w:r>
           </w:p>
         </w:tc>
@@ -1117,6 +1117,9 @@
           <w:sz w:val="16"/>
         </w:rPr>
         <w:br/>
+        <w:t>†KM median sustained-clearance estimates are reported for transparency but should be interpreted with caution: the analysis is conditional on clearance achievement and therefore length-biased toward patients with longer follow-up (median total FU 8.67 y in vaccinated achievers vs 4.87 y in the full v3 cohort), the reversion event count is small (13 per arm), and the KM survival curves show 3-year plateaus near S(t)=0.5 that make median estimates unstable. The 5-year reversion-free probability is reported alongside the median as a more stable summary at a clinically interpretable horizon; the two arms are nearly identical at 5 years (56.9% vs 53.3%), and the log-rank test is non-significant (p = 0.317).</w:t>
+        <w:br/>
+        <w:br/>
         <w:t>Primary exposure: ≥2 distinct HPV-vaccine prescription dates. 3-month landmark applied symmetrically across arms: index date shifted to index + 90 days; patients with &lt;90 days follow-up or with outcome event in first 90 days excluded; matched non-vaccinated controls of excluded vaccinated cases dropped (matched-set integrity). For lesion recurrence, HR &lt; 1 favours vaccination; for hr-HPV clearance, HR &gt; 1 favours vaccination. Sustained clearance duration measured from first clearance event (first of two consecutive negatives) to first subsequent HR-HPV+ test (reversion) or last follow-up, whichever first. Reversion = any HR-HPV+ molecular pathology after the clearance event.</w:t>
       </w:r>
     </w:p>
